--- a/test/package-of-documents/Клопотання D5.docx
+++ b/test/package-of-documents/Клопотання D5.docx
@@ -228,7 +228,7 @@
           <w:sz w:val="28"/>
           <w:lang w:val="en-US"/>
         </w:rPr>
-        <w:t>першого</w:t>
+        <w:t>другого</w:t>
       </w:r>
       <w:r>
         <w:rPr>
@@ -243,7 +243,7 @@
           <w:sz w:val="28"/>
           <w:lang w:val="en-US"/>
         </w:rPr>
-        <w:t>2025-2026</w:t>
+        <w:t>2024-2025</w:t>
       </w:r>
       <w:r>
         <w:rPr>
@@ -258,7 +258,7 @@
           <w:sz w:val="28"/>
           <w:u w:val="single"/>
         </w:rPr>
-        <w:t>«01» січня 2026 р.</w:t>
+        <w:t>«01» вересня 2025 р.</w:t>
       </w:r>
       <w:r>
         <w:rPr>
@@ -273,7 +273,7 @@
           <w:sz w:val="28"/>
           <w:u w:val="single"/>
         </w:rPr>
-        <w:t>«30» червня 2026 р.</w:t>
+        <w:t>«31» грудня 2025 р.</w:t>
       </w:r>
     </w:p>
     <w:p>
@@ -491,7 +491,7 @@
                 <w:rFonts w:ascii="Times New Roman" w:hAnsi="Times New Roman"/>
                 <w:sz w:val="28"/>
               </w:rPr>
-              <w:t>Поліщук Артем Валерійович</w:t>
+              <w:t>Присяжнюк Аміна Михайлівна</w:t>
             </w:r>
           </w:p>
         </w:tc>
@@ -523,7 +523,7 @@
                 <w:rFonts w:ascii="Times New Roman" w:hAnsi="Times New Roman"/>
                 <w:sz w:val="28"/>
               </w:rPr>
-              <w:t>58,42</w:t>
+              <w:t>57,00</w:t>
             </w:r>
           </w:p>
         </w:tc>
@@ -617,7 +617,7 @@
                 <w:rFonts w:ascii="Times New Roman" w:hAnsi="Times New Roman"/>
                 <w:sz w:val="28"/>
               </w:rPr>
-              <w:t>Присяжнюк Аміна Михайлівна</w:t>
+              <w:t>Поліщук Артем Валерійович</w:t>
             </w:r>
           </w:p>
         </w:tc>
@@ -642,7 +642,7 @@
                 <w:rFonts w:ascii="Times New Roman" w:hAnsi="Times New Roman"/>
                 <w:sz w:val="28"/>
               </w:rPr>
-              <w:t>56,78</w:t>
+              <w:t>56,48</w:t>
             </w:r>
           </w:p>
         </w:tc>
@@ -745,7 +745,7 @@
                 <w:rFonts w:ascii="Times New Roman" w:hAnsi="Times New Roman"/>
                 <w:sz w:val="28"/>
               </w:rPr>
-              <w:t>53,03</w:t>
+              <w:t>54,98</w:t>
             </w:r>
           </w:p>
         </w:tc>
